--- a/Desarrollo de Web Scraping sobre Instagram.docx
+++ b/Desarrollo de Web Scraping sobre Instagram.docx
@@ -7403,12 +7403,15 @@
           <w:lang w:val="es-US"/>
         </w:rPr>
       </w:pPr>
-      <w:r>
-        <w:rPr>
-          <w:lang w:val="es-US"/>
-        </w:rPr>
-        <w:t>https://github.com/DAMIANCTA/social-scraper</w:t>
-      </w:r>
+      <w:hyperlink r:id="rId10" w:history="1">
+        <w:r>
+          <w:rPr>
+            <w:rStyle w:val="Hipervnculo"/>
+            <w:lang w:val="es-US"/>
+          </w:rPr>
+          <w:t>https://github.com/DAMIANCTA/social-scraper</w:t>
+        </w:r>
+      </w:hyperlink>
     </w:p>
     <w:p>
       <w:pPr>
@@ -7419,7 +7422,7 @@
       </w:pPr>
     </w:p>
     <w:sectPr>
-      <w:headerReference w:type="default" r:id="rId10"/>
+      <w:headerReference w:type="default" r:id="rId11"/>
       <w:pgSz w:w="12240" w:h="15840"/>
       <w:pgMar w:top="1417" w:right="1417" w:bottom="1417" w:left="1701" w:header="720" w:footer="720" w:gutter="0"/>
       <w:pgBorders w:offsetFrom="page">
